--- a/statyczna.docx
+++ b/statyczna.docx
@@ -349,19 +349,145 @@
         <w:t xml:space="preserve"> Potem oczywiście tu Bedzie forum do dyskusji.</w:t>
       </w:r>
     </w:p>
-    <w:p/>
-    <w:p/>
-    <w:p>
-      <w:r>
-        <w:rPr>
-          <w:noProof/>
-          <w:lang w:eastAsia="pl-PL"/>
-        </w:rPr>
+    <w:p>
+      <w:r>
+        <w:t xml:space="preserve">Dziękuję wszystkim za dotychczasowe wsparcie. Dzięki niemu wiem, że moja działalność ma sens i ją oraz stronę </w:t>
+      </w:r>
+      <w:proofErr w:type="spellStart"/>
+      <w:r>
+        <w:t>bloga</w:t>
+      </w:r>
+      <w:proofErr w:type="spellEnd"/>
+      <w:r>
+        <w:t xml:space="preserve"> podtrzymuję. Mam nadzieję, że migracja mojego serwera z </w:t>
+      </w:r>
+      <w:proofErr w:type="spellStart"/>
+      <w:r>
+        <w:t>PRLbis</w:t>
+      </w:r>
+      <w:proofErr w:type="spellEnd"/>
+      <w:r>
+        <w:t xml:space="preserve"> do wolnego świata będzie początkiem podobnych akcji po Waszej stronie, a mi pozwoli  już bez obaw na rozwój  serwisu.  </w:t>
+      </w:r>
+    </w:p>
+    <w:p>
+      <w:r>
+        <w:tab/>
+      </w:r>
+    </w:p>
+    <w:p>
+      <w:r>
+        <w:t>Jeśli uważacie, że możecie mnie wesprzeć nie ma kwot za małych.  Nawet najmniejsze kwoty dają realne wsparcie.</w:t>
+      </w:r>
+      <w:r>
+        <w:t xml:space="preserve"> </w:t>
+      </w:r>
+    </w:p>
+    <w:p>
+      <w:pPr>
+        <w:spacing w:before="100" w:beforeAutospacing="1" w:after="100" w:afterAutospacing="1" w:line="240" w:lineRule="auto"/>
+        <w:rPr>
+          <w:rFonts w:ascii="Times New Roman" w:eastAsia="Times New Roman" w:hAnsi="Times New Roman" w:cs="Times New Roman"/>
+          <w:sz w:val="24"/>
+          <w:szCs w:val="24"/>
+          <w:lang w:eastAsia="pl-PL"/>
+        </w:rPr>
+      </w:pPr>
+      <w:proofErr w:type="spellStart"/>
+      <w:r>
+        <w:rPr>
+          <w:rFonts w:ascii="Times New Roman" w:eastAsia="Times New Roman" w:hAnsi="Times New Roman" w:cs="Times New Roman"/>
+          <w:sz w:val="24"/>
+          <w:szCs w:val="24"/>
+          <w:lang w:eastAsia="pl-PL"/>
+        </w:rPr>
+        <w:t>mBank</w:t>
+      </w:r>
+      <w:proofErr w:type="spellEnd"/>
+      <w:r>
+        <w:rPr>
+          <w:rFonts w:ascii="Times New Roman" w:eastAsia="Times New Roman" w:hAnsi="Times New Roman" w:cs="Times New Roman"/>
+          <w:sz w:val="24"/>
+          <w:szCs w:val="24"/>
+          <w:lang w:eastAsia="pl-PL"/>
+        </w:rPr>
+        <w:t xml:space="preserve"> : 87 1140 2017 0000 4002 1094 2334</w:t>
+      </w:r>
+    </w:p>
+    <w:p>
+      <w:pPr>
+        <w:spacing w:before="100" w:beforeAutospacing="1" w:after="100" w:afterAutospacing="1" w:line="240" w:lineRule="auto"/>
+        <w:rPr>
+          <w:rFonts w:ascii="Times New Roman" w:eastAsia="Times New Roman" w:hAnsi="Times New Roman" w:cs="Times New Roman"/>
+          <w:sz w:val="24"/>
+          <w:szCs w:val="24"/>
+          <w:lang w:eastAsia="pl-PL"/>
+        </w:rPr>
+      </w:pPr>
+      <w:r>
+        <w:rPr>
+          <w:rFonts w:ascii="Times New Roman" w:eastAsia="Times New Roman" w:hAnsi="Times New Roman" w:cs="Times New Roman"/>
+          <w:sz w:val="24"/>
+          <w:szCs w:val="24"/>
+          <w:lang w:eastAsia="pl-PL"/>
+        </w:rPr>
+        <w:t>Paweł Klimczewski, tytułem: wpłata</w:t>
+      </w:r>
+    </w:p>
+    <w:p>
+      <w:pPr>
+        <w:spacing w:after="0" w:line="240" w:lineRule="auto"/>
+        <w:rPr>
+          <w:rFonts w:ascii="Times New Roman" w:eastAsia="Times New Roman" w:hAnsi="Times New Roman" w:cs="Times New Roman"/>
+          <w:sz w:val="24"/>
+          <w:szCs w:val="24"/>
+          <w:lang w:eastAsia="pl-PL"/>
+        </w:rPr>
+      </w:pPr>
+    </w:p>
+    <w:p>
+      <w:pPr>
+        <w:spacing w:before="100" w:beforeAutospacing="1" w:after="100" w:afterAutospacing="1" w:line="240" w:lineRule="auto"/>
+        <w:rPr>
+          <w:rFonts w:ascii="Times New Roman" w:eastAsia="Times New Roman" w:hAnsi="Times New Roman" w:cs="Times New Roman"/>
+          <w:sz w:val="24"/>
+          <w:szCs w:val="24"/>
+          <w:lang w:eastAsia="pl-PL"/>
+        </w:rPr>
+      </w:pPr>
+      <w:r>
+        <w:rPr>
+          <w:rFonts w:ascii="Times New Roman" w:eastAsia="Times New Roman" w:hAnsi="Times New Roman" w:cs="Times New Roman"/>
+          <w:sz w:val="24"/>
+          <w:szCs w:val="24"/>
+          <w:lang w:eastAsia="pl-PL"/>
+        </w:rPr>
+        <w:t>Dziękuję ze wsparcie niezależności mediów w Polsce.</w:t>
+      </w:r>
+    </w:p>
+    <w:p>
+      <w:pPr>
+        <w:spacing w:before="100" w:beforeAutospacing="1" w:after="100" w:afterAutospacing="1" w:line="240" w:lineRule="auto"/>
+        <w:rPr>
+          <w:rFonts w:ascii="Times New Roman" w:eastAsia="Times New Roman" w:hAnsi="Times New Roman" w:cs="Times New Roman"/>
+          <w:sz w:val="24"/>
+          <w:szCs w:val="24"/>
+          <w:lang w:eastAsia="pl-PL"/>
+        </w:rPr>
+      </w:pPr>
+      <w:r>
+        <w:rPr>
+          <w:rFonts w:ascii="Times New Roman" w:eastAsia="Times New Roman" w:hAnsi="Times New Roman" w:cs="Times New Roman"/>
+          <w:sz w:val="24"/>
+          <w:szCs w:val="24"/>
+          <w:lang w:eastAsia="pl-PL"/>
+        </w:rPr>
+        <w:lastRenderedPageBreak/>
         <w:drawing>
           <wp:inline distT="0" distB="0" distL="0" distR="0">
             <wp:extent cx="1400317" cy="1797509"/>
             <wp:effectExtent l="19050" t="0" r="9383" b="0"/>
-            <wp:docPr id="2" name="Obraz 2"/>
+            <wp:docPr id="1" name="Obraz 2"/>
             <wp:cNvGraphicFramePr>
               <a:graphicFrameLocks xmlns:a="http://schemas.openxmlformats.org/drawingml/2006/main" noChangeAspect="1"/>
             </wp:cNvGraphicFramePr>
@@ -405,43 +531,312 @@
       </w:r>
     </w:p>
     <w:p>
-      <w:proofErr w:type="spellStart"/>
-      <w:r>
-        <w:t>include</w:t>
-      </w:r>
-      <w:proofErr w:type="spellEnd"/>
-      <w:r>
-        <w:t>&lt;&gt;</w:t>
-      </w:r>
-    </w:p>
-    <w:p>
-      <w:r>
-        <w:t xml:space="preserve">Dziękuję wszystkim za dotychczasowe wsparcie. Dzięki niemu wiem, że moja działalność ma sens i ją oraz stronę </w:t>
-      </w:r>
-      <w:proofErr w:type="spellStart"/>
-      <w:r>
+      <w:pPr>
+        <w:spacing w:before="100" w:beforeAutospacing="1" w:after="100" w:afterAutospacing="1" w:line="240" w:lineRule="auto"/>
+        <w:rPr>
+          <w:rFonts w:ascii="Times New Roman" w:eastAsia="Times New Roman" w:hAnsi="Times New Roman" w:cs="Times New Roman"/>
+          <w:sz w:val="24"/>
+          <w:szCs w:val="24"/>
+          <w:lang w:eastAsia="pl-PL"/>
+        </w:rPr>
+      </w:pPr>
+      <w:r>
+        <w:rPr>
+          <w:rFonts w:ascii="Times New Roman" w:eastAsia="Times New Roman" w:hAnsi="Times New Roman" w:cs="Times New Roman"/>
+          <w:sz w:val="24"/>
+          <w:szCs w:val="24"/>
+          <w:lang w:eastAsia="pl-PL"/>
+        </w:rPr>
+        <w:t xml:space="preserve">Jeszcze chwila zanim odtworzę całego </w:t>
+      </w:r>
+      <w:proofErr w:type="spellStart"/>
+      <w:r>
+        <w:rPr>
+          <w:rFonts w:ascii="Times New Roman" w:eastAsia="Times New Roman" w:hAnsi="Times New Roman" w:cs="Times New Roman"/>
+          <w:sz w:val="24"/>
+          <w:szCs w:val="24"/>
+          <w:lang w:eastAsia="pl-PL"/>
+        </w:rPr>
         <w:t>bloga</w:t>
       </w:r>
       <w:proofErr w:type="spellEnd"/>
       <w:r>
-        <w:t xml:space="preserve"> podtrzymuję. Mam nadzieję, że migracja mojego serwera z </w:t>
-      </w:r>
-      <w:proofErr w:type="spellStart"/>
-      <w:r>
-        <w:t>PRLbis</w:t>
-      </w:r>
-      <w:proofErr w:type="spellEnd"/>
-      <w:r>
-        <w:t xml:space="preserve"> do wolnego świata będzie początkiem podobnych akcji po Waszej stronie, a mi pozwoli  już bez obaw na rozwój  serwisu.  &lt;</w:t>
-      </w:r>
-      <w:proofErr w:type="spellStart"/>
-      <w:r>
-        <w:t>br&gt;&lt;br</w:t>
-      </w:r>
-      <w:proofErr w:type="spellEnd"/>
-      <w:r>
-        <w:t>&gt; Jeśli uważacie, że możecie mnie wesprzeć nie ma kwot za małych.  Nawet najmniejsze kwoty dają realne wsparcie.</w:t>
-      </w:r>
+        <w:rPr>
+          <w:rFonts w:ascii="Times New Roman" w:eastAsia="Times New Roman" w:hAnsi="Times New Roman" w:cs="Times New Roman"/>
+          <w:sz w:val="24"/>
+          <w:szCs w:val="24"/>
+          <w:lang w:eastAsia="pl-PL"/>
+        </w:rPr>
+        <w:t xml:space="preserve"> z polem do dyskusji i archiwum. Tymczasem zapraszam na moje </w:t>
+      </w:r>
+      <w:proofErr w:type="spellStart"/>
+      <w:r>
+        <w:rPr>
+          <w:rFonts w:ascii="Times New Roman" w:eastAsia="Times New Roman" w:hAnsi="Times New Roman" w:cs="Times New Roman"/>
+          <w:sz w:val="24"/>
+          <w:szCs w:val="24"/>
+          <w:lang w:eastAsia="pl-PL"/>
+        </w:rPr>
+        <w:t>social</w:t>
+      </w:r>
+      <w:proofErr w:type="spellEnd"/>
+      <w:r>
+        <w:rPr>
+          <w:rFonts w:ascii="Times New Roman" w:eastAsia="Times New Roman" w:hAnsi="Times New Roman" w:cs="Times New Roman"/>
+          <w:sz w:val="24"/>
+          <w:szCs w:val="24"/>
+          <w:lang w:eastAsia="pl-PL"/>
+        </w:rPr>
+        <w:t xml:space="preserve"> media, gdzie możecie pisać co o tym myślicie i jakich treści i serwisów brakuje Wam na tym padole. </w:t>
+      </w:r>
+    </w:p>
+    <w:p>
+      <w:pPr>
+        <w:spacing w:before="100" w:beforeAutospacing="1" w:after="100" w:afterAutospacing="1" w:line="240" w:lineRule="auto"/>
+        <w:ind w:left="708" w:hanging="708"/>
+        <w:rPr>
+          <w:rFonts w:ascii="Times New Roman" w:eastAsia="Times New Roman" w:hAnsi="Times New Roman" w:cs="Times New Roman"/>
+          <w:sz w:val="24"/>
+          <w:szCs w:val="24"/>
+          <w:lang w:val="en-US" w:eastAsia="pl-PL"/>
+        </w:rPr>
+      </w:pPr>
+      <w:r>
+        <w:rPr>
+          <w:rFonts w:ascii="Times New Roman" w:eastAsia="Times New Roman" w:hAnsi="Times New Roman" w:cs="Times New Roman"/>
+          <w:sz w:val="24"/>
+          <w:szCs w:val="24"/>
+          <w:lang w:val="en-US" w:eastAsia="pl-PL"/>
+        </w:rPr>
+        <w:t>&lt;p&gt;</w:t>
+      </w:r>
+      <w:proofErr w:type="spellStart"/>
+      <w:r>
+        <w:rPr>
+          <w:rFonts w:ascii="Times New Roman" w:eastAsia="Times New Roman" w:hAnsi="Times New Roman" w:cs="Times New Roman"/>
+          <w:sz w:val="24"/>
+          <w:szCs w:val="24"/>
+          <w:lang w:val="en-US" w:eastAsia="pl-PL"/>
+        </w:rPr>
+        <w:t>FB</w:t>
+      </w:r>
+      <w:proofErr w:type="spellEnd"/>
+      <w:r>
+        <w:rPr>
+          <w:rFonts w:ascii="Times New Roman" w:eastAsia="Times New Roman" w:hAnsi="Times New Roman" w:cs="Times New Roman"/>
+          <w:sz w:val="24"/>
+          <w:szCs w:val="24"/>
+          <w:lang w:val="en-US" w:eastAsia="pl-PL"/>
+        </w:rPr>
+        <w:t xml:space="preserve"> &lt;a </w:t>
+      </w:r>
+      <w:proofErr w:type="spellStart"/>
+      <w:r>
+        <w:rPr>
+          <w:rFonts w:ascii="Times New Roman" w:eastAsia="Times New Roman" w:hAnsi="Times New Roman" w:cs="Times New Roman"/>
+          <w:sz w:val="24"/>
+          <w:szCs w:val="24"/>
+          <w:lang w:val="en-US" w:eastAsia="pl-PL"/>
+        </w:rPr>
+        <w:t>href</w:t>
+      </w:r>
+      <w:proofErr w:type="spellEnd"/>
+      <w:r>
+        <w:rPr>
+          <w:rFonts w:ascii="Times New Roman" w:eastAsia="Times New Roman" w:hAnsi="Times New Roman" w:cs="Times New Roman"/>
+          <w:sz w:val="24"/>
+          <w:szCs w:val="24"/>
+          <w:lang w:val="en-US" w:eastAsia="pl-PL"/>
+        </w:rPr>
+        <w:t>="</w:t>
+      </w:r>
+      <w:r>
+        <w:rPr>
+          <w:lang w:val="en-US"/>
+        </w:rPr>
+        <w:t xml:space="preserve"> </w:t>
+      </w:r>
+      <w:r>
+        <w:rPr>
+          <w:rFonts w:ascii="Times New Roman" w:eastAsia="Times New Roman" w:hAnsi="Times New Roman" w:cs="Times New Roman"/>
+          <w:sz w:val="24"/>
+          <w:szCs w:val="24"/>
+          <w:lang w:val="en-US" w:eastAsia="pl-PL"/>
+        </w:rPr>
+        <w:t xml:space="preserve">https://www.facebook.com/profile.php?id=100077779835195&amp;locale=pl_PL " target="_blank" </w:t>
+      </w:r>
+      <w:proofErr w:type="spellStart"/>
+      <w:r>
+        <w:rPr>
+          <w:rFonts w:ascii="Times New Roman" w:eastAsia="Times New Roman" w:hAnsi="Times New Roman" w:cs="Times New Roman"/>
+          <w:sz w:val="24"/>
+          <w:szCs w:val="24"/>
+          <w:lang w:val="en-US" w:eastAsia="pl-PL"/>
+        </w:rPr>
+        <w:t>rel</w:t>
+      </w:r>
+      <w:proofErr w:type="spellEnd"/>
+      <w:r>
+        <w:rPr>
+          <w:rFonts w:ascii="Times New Roman" w:eastAsia="Times New Roman" w:hAnsi="Times New Roman" w:cs="Times New Roman"/>
+          <w:sz w:val="24"/>
+          <w:szCs w:val="24"/>
+          <w:lang w:val="en-US" w:eastAsia="pl-PL"/>
+        </w:rPr>
+        <w:t>="</w:t>
+      </w:r>
+      <w:proofErr w:type="spellStart"/>
+      <w:r>
+        <w:rPr>
+          <w:rFonts w:ascii="Times New Roman" w:eastAsia="Times New Roman" w:hAnsi="Times New Roman" w:cs="Times New Roman"/>
+          <w:sz w:val="24"/>
+          <w:szCs w:val="24"/>
+          <w:lang w:val="en-US" w:eastAsia="pl-PL"/>
+        </w:rPr>
+        <w:t>noopener</w:t>
+      </w:r>
+      <w:proofErr w:type="spellEnd"/>
+      <w:r>
+        <w:rPr>
+          <w:rFonts w:ascii="Times New Roman" w:eastAsia="Times New Roman" w:hAnsi="Times New Roman" w:cs="Times New Roman"/>
+          <w:sz w:val="24"/>
+          <w:szCs w:val="24"/>
+          <w:lang w:val="en-US" w:eastAsia="pl-PL"/>
+        </w:rPr>
+        <w:t xml:space="preserve"> </w:t>
+      </w:r>
+      <w:proofErr w:type="spellStart"/>
+      <w:r>
+        <w:rPr>
+          <w:rFonts w:ascii="Times New Roman" w:eastAsia="Times New Roman" w:hAnsi="Times New Roman" w:cs="Times New Roman"/>
+          <w:sz w:val="24"/>
+          <w:szCs w:val="24"/>
+          <w:lang w:val="en-US" w:eastAsia="pl-PL"/>
+        </w:rPr>
+        <w:t>noreferrer</w:t>
+      </w:r>
+      <w:proofErr w:type="spellEnd"/>
+      <w:r>
+        <w:rPr>
+          <w:rFonts w:ascii="Times New Roman" w:eastAsia="Times New Roman" w:hAnsi="Times New Roman" w:cs="Times New Roman"/>
+          <w:sz w:val="24"/>
+          <w:szCs w:val="24"/>
+          <w:lang w:val="en-US" w:eastAsia="pl-PL"/>
+        </w:rPr>
+        <w:t>"&gt;"</w:t>
+      </w:r>
+      <w:proofErr w:type="spellStart"/>
+      <w:r>
+        <w:rPr>
+          <w:rFonts w:ascii="Times New Roman" w:eastAsia="Times New Roman" w:hAnsi="Times New Roman" w:cs="Times New Roman"/>
+          <w:sz w:val="24"/>
+          <w:szCs w:val="24"/>
+          <w:lang w:val="en-US" w:eastAsia="pl-PL"/>
+        </w:rPr>
+        <w:t>M</w:t>
+      </w:r>
+      <w:r>
+        <w:rPr>
+          <w:rFonts w:ascii="Times New Roman" w:eastAsia="Times New Roman" w:hAnsi="Times New Roman" w:cs="Times New Roman"/>
+          <w:sz w:val="24"/>
+          <w:szCs w:val="24"/>
+          <w:lang w:val="en-US" w:eastAsia="pl-PL"/>
+        </w:rPr>
+        <w:t>ó</w:t>
+      </w:r>
+      <w:r>
+        <w:rPr>
+          <w:rFonts w:ascii="Times New Roman" w:eastAsia="Times New Roman" w:hAnsi="Times New Roman" w:cs="Times New Roman"/>
+          <w:sz w:val="24"/>
+          <w:szCs w:val="24"/>
+          <w:lang w:val="en-US" w:eastAsia="pl-PL"/>
+        </w:rPr>
+        <w:t>j</w:t>
+      </w:r>
+      <w:proofErr w:type="spellEnd"/>
+      <w:r>
+        <w:rPr>
+          <w:rFonts w:ascii="Times New Roman" w:eastAsia="Times New Roman" w:hAnsi="Times New Roman" w:cs="Times New Roman"/>
+          <w:sz w:val="24"/>
+          <w:szCs w:val="24"/>
+          <w:lang w:val="en-US" w:eastAsia="pl-PL"/>
+        </w:rPr>
+        <w:t xml:space="preserve"> </w:t>
+      </w:r>
+      <w:proofErr w:type="spellStart"/>
+      <w:r>
+        <w:rPr>
+          <w:rFonts w:ascii="Times New Roman" w:eastAsia="Times New Roman" w:hAnsi="Times New Roman" w:cs="Times New Roman"/>
+          <w:sz w:val="24"/>
+          <w:szCs w:val="24"/>
+          <w:lang w:val="en-US" w:eastAsia="pl-PL"/>
+        </w:rPr>
+        <w:t>profil</w:t>
+      </w:r>
+      <w:proofErr w:type="spellEnd"/>
+      <w:r>
+        <w:rPr>
+          <w:rFonts w:ascii="Times New Roman" w:eastAsia="Times New Roman" w:hAnsi="Times New Roman" w:cs="Times New Roman"/>
+          <w:sz w:val="24"/>
+          <w:szCs w:val="24"/>
+          <w:lang w:val="en-US" w:eastAsia="pl-PL"/>
+        </w:rPr>
+        <w:t xml:space="preserve"> </w:t>
+      </w:r>
+      <w:proofErr w:type="spellStart"/>
+      <w:r>
+        <w:rPr>
+          <w:rFonts w:ascii="Times New Roman" w:eastAsia="Times New Roman" w:hAnsi="Times New Roman" w:cs="Times New Roman"/>
+          <w:sz w:val="24"/>
+          <w:szCs w:val="24"/>
+          <w:lang w:val="en-US" w:eastAsia="pl-PL"/>
+        </w:rPr>
+        <w:t>na</w:t>
+      </w:r>
+      <w:proofErr w:type="spellEnd"/>
+      <w:r>
+        <w:rPr>
+          <w:rFonts w:ascii="Times New Roman" w:eastAsia="Times New Roman" w:hAnsi="Times New Roman" w:cs="Times New Roman"/>
+          <w:sz w:val="24"/>
+          <w:szCs w:val="24"/>
+          <w:lang w:val="en-US" w:eastAsia="pl-PL"/>
+        </w:rPr>
+        <w:t xml:space="preserve"> </w:t>
+      </w:r>
+      <w:proofErr w:type="spellStart"/>
+      <w:r>
+        <w:rPr>
+          <w:rFonts w:ascii="Times New Roman" w:eastAsia="Times New Roman" w:hAnsi="Times New Roman" w:cs="Times New Roman"/>
+          <w:sz w:val="24"/>
+          <w:szCs w:val="24"/>
+          <w:lang w:val="en-US" w:eastAsia="pl-PL"/>
+        </w:rPr>
+        <w:t>FB</w:t>
+      </w:r>
+      <w:proofErr w:type="spellEnd"/>
+      <w:r>
+        <w:rPr>
+          <w:rFonts w:ascii="Times New Roman" w:eastAsia="Times New Roman" w:hAnsi="Times New Roman" w:cs="Times New Roman"/>
+          <w:sz w:val="24"/>
+          <w:szCs w:val="24"/>
+          <w:lang w:val="en-US" w:eastAsia="pl-PL"/>
+        </w:rPr>
+        <w:t>"&lt;/a&gt;&lt;/p&gt;</w:t>
+      </w:r>
+    </w:p>
+    <w:p>
+      <w:pPr>
+        <w:rPr>
+          <w:lang w:val="en-US"/>
+        </w:rPr>
+      </w:pPr>
+    </w:p>
+    <w:p>
+      <w:pPr>
+        <w:rPr>
+          <w:lang w:val="en-US"/>
+        </w:rPr>
+      </w:pPr>
     </w:p>
     <w:sectPr>
       <w:pgSz w:w="11906" w:h="16838"/>
@@ -641,6 +1036,23 @@
     <w:uiPriority w:val="99"/>
     <w:semiHidden/>
     <w:unhideWhenUsed/>
+  </w:style>
+  <w:style w:type="paragraph" w:styleId="NormalnyWeb">
+    <w:name w:val="Normal (Web)"/>
+    <w:basedOn w:val="Normalny"/>
+    <w:uiPriority w:val="99"/>
+    <w:semiHidden/>
+    <w:unhideWhenUsed/>
+    <w:rsid w:val="00290DFE"/>
+    <w:pPr>
+      <w:spacing w:before="100" w:beforeAutospacing="1" w:after="100" w:afterAutospacing="1" w:line="240" w:lineRule="auto"/>
+    </w:pPr>
+    <w:rPr>
+      <w:rFonts w:ascii="Times New Roman" w:eastAsia="Times New Roman" w:hAnsi="Times New Roman" w:cs="Times New Roman"/>
+      <w:sz w:val="24"/>
+      <w:szCs w:val="24"/>
+      <w:lang w:eastAsia="pl-PL"/>
+    </w:rPr>
   </w:style>
 </w:styles>
 </file>
@@ -933,7 +1345,7 @@
 </file>
 
 <file path=customXml/itemProps1.xml><?xml version="1.0" encoding="utf-8"?>
-<ds:datastoreItem xmlns:ds="http://schemas.openxmlformats.org/officeDocument/2006/customXml" ds:itemID="{94B38587-FE13-401F-8200-D2E895FD5F37}">
+<ds:datastoreItem xmlns:ds="http://schemas.openxmlformats.org/officeDocument/2006/customXml" ds:itemID="{010C3F84-B493-420D-ABC3-B33EB60DA70C}">
   <ds:schemaRefs>
     <ds:schemaRef ds:uri="http://schemas.openxmlformats.org/officeDocument/2006/bibliography"/>
   </ds:schemaRefs>
